--- a/assets/input/1916/1916.docx
+++ b/assets/input/1916/1916.docx
@@ -11644,7 +11644,7 @@
           <w:rFonts w:ascii="Garamond" w:cs="Garamond" w:eastAsia="Garamond" w:hAnsi="Garamond"/>
           <w:rtl w:val="0"/>
         </w:rPr>
-        <w:t xml:space="preserve">, même en sachant que tu l’aimerais? Est-ce que ce jour ne viendra pas? Est-ce-que ce jour notre amitié devrait finir? A quoi bon alas? Elle, ou une autre, je sens que ton mariage n’est pas loin, et je tache de me faire une petite place prés de toi, une petite place aime qui pourra, avec un peu de [061]travail, être conservée. Je te rends, et tu le sais bien, une sincérité absolue, et je te remercie de tout ce que tu dis de Nicky. Si elle pourra faire ton bonheur, je serai heureuse moi-même. Je comprends parfaitement to situation présent et tes rapport avec elle. Je ne veux pas que la pensée de moi puisse te gêner d’aucune façon. Je ne suis pas mêlée à ta vie, mais à coté de ta vie – nous l’avons voulu ainsi, il est donc inutile que tu eu souffrir sans raison. Me trouves-tu </w:t>
+        <w:t xml:space="preserve">, même en sachant que tu l’aimerais? Est-ce que ce jour ne viendra pas? Est-ce-que ce jour notre amitié devrait finir? A quoi bon alas? Elle, ou une autre, je sens que ton mariage n’est pas loin, et je tache de me faire une petite place prés de toi, une petite place aime qui pourra, avec un peu de [061] travail, être conservée. Je te rends, et tu le sais bien, une sincérité absolue, et je te remercie de tout ce que tu dis de Nicky. Si elle pourra faire ton bonheur, je serai heureuse moi-même. Je comprends parfaitement to situation présent et tes rapport avec elle. Je ne veux pas que la pensée de moi puisse te gêner d’aucune façon. Je ne suis pas mêlée à ta vie, mais à coté de ta vie – nous l’avons voulu ainsi, il est donc inutile que tu eu souffrir sans raison. Me trouves-tu </w:t>
       </w:r>
       <w:r>
         <w:rPr>
@@ -11711,7 +11711,7 @@
           <w:rFonts w:ascii="Garamond" w:cs="Garamond" w:eastAsia="Garamond" w:hAnsi="Garamond"/>
           <w:rtl w:val="0"/>
         </w:rPr>
-        <w:t xml:space="preserve">, tu l’aimera sans [062]contrainte, et il n’y aura pas besoin de me le cacher. C’est bon de voir les gens heureux, et les amis surtout. Tout cela ne me donne pas de tristesse, je te le dis avec sincérité. Au fond, je n’ai pas le sens de la </w:t>
+        <w:t xml:space="preserve">, tu l’aimera sans [062] contrainte, et il n’y aura pas besoin de me le cacher. C’est bon de voir les gens heureux, et les amis surtout. Tout cela ne me donne pas de tristesse, je te le dis avec sincérité. Au fond, je n’ai pas le sens de la </w:t>
       </w:r>
       <w:r>
         <w:rPr>
@@ -41191,7 +41191,7 @@
           <w:vertAlign w:val="baseline"/>
           <w:rtl w:val="0"/>
         </w:rPr>
-        <w:t xml:space="preserve">G[eoffrey] S[cott]C[ecil] P[insent]</w:t>
+        <w:t>G[eoffrey] S[cott] C[ecil] P[insent]</w:t>
       </w:r>
     </w:p>
     <w:p>
@@ -41945,7 +41945,7 @@
           <w:vertAlign w:val="baseline"/>
           <w:rtl w:val="0"/>
         </w:rPr>
-        <w:t xml:space="preserve">G[eoffrey] S[cott]C[ecil] P[insent]</w:t>
+        <w:t>G[eoffrey] S[cott] C[ecil] P[insent]</w:t>
       </w:r>
     </w:p>
     <w:p>
@@ -42376,7 +42376,7 @@
           <w:vertAlign w:val="baseline"/>
           <w:rtl w:val="0"/>
         </w:rPr>
-        <w:t xml:space="preserve">G[eoffrey] S[cott]C[ecil] P[insent]</w:t>
+        <w:t>G[eoffrey] S[cott] C[ecil] P[insent]</w:t>
       </w:r>
     </w:p>
     <w:p>
@@ -42855,7 +42855,7 @@
           <w:vertAlign w:val="baseline"/>
           <w:rtl w:val="0"/>
         </w:rPr>
-        <w:t xml:space="preserve">G[eoffrey] S[cott]C[ecil] P[insent]</w:t>
+        <w:t>G[eoffrey] S[cott] C[ecil] P[insent]</w:t>
       </w:r>
     </w:p>
     <w:p>
@@ -43100,7 +43100,7 @@
           <w:vertAlign w:val="baseline"/>
           <w:rtl w:val="0"/>
         </w:rPr>
-        <w:t xml:space="preserve">G[eoffrey] S[cott]C[ecil] P[insent]</w:t>
+        <w:t>G[eoffrey] S[cott] C[ecil] P[insent]</w:t>
       </w:r>
     </w:p>
     <w:p>
@@ -50161,7 +50161,7 @@
           <w:vertAlign w:val="baseline"/>
           <w:rtl w:val="0"/>
         </w:rPr>
-        <w:t xml:space="preserve">  We all 3 went to have tea at the Villa Pazzi with Mr. Eyre and Violaand her husband and took the Arbuthouts home. </w:t>
+        <w:t xml:space="preserve">  We all 3 went to have tea at the Villa Pazzi with Mr. Eyre and Viola and her husband and took the Arbuthouts home. </w:t>
       </w:r>
     </w:p>
     <w:p>

--- a/assets/input/1916/1916.docx
+++ b/assets/input/1916/1916.docx
@@ -25573,7 +25573,7 @@
           <w:rFonts w:ascii="Garamond" w:cs="Garamond" w:eastAsia="Garamond" w:hAnsi="Garamond"/>
           <w:rtl w:val="0"/>
         </w:rPr>
-        <w:t xml:space="preserve">  Magda had been for 10 months running a hospital in Belgium.She was most interesting. Trench was a bore. She had seen a woman crucified at a door with her breasts cut off, a child with both hands clipped off, another child transfixed to a barn-door with huge knife, and a mother with a child dead in her arms, shot by the commanding officer (German) as his answer to spare her husband for the sake of the 4 children – “there will be only 3 now”. The woman was crazy and no one could get the child out of her arms. </w:t>
+        <w:t xml:space="preserve">  Magda had been for 10 months running a hospital in Belgium. She was most interesting. Trench was a bore. She had seen a woman crucified at a door with her breasts cut off, a child with both hands clipped off, another child transfixed to a barn-door with huge knife, and a mother with a child dead in her arms, shot by the commanding officer (German) as his answer to spare her husband for the sake of the 4 children – “there will be only 3 now”. The woman was crazy and no one could get the child out of her arms. </w:t>
       </w:r>
     </w:p>
     <w:p>
@@ -27161,7 +27161,7 @@
           <w:rFonts w:ascii="Garamond" w:cs="Garamond" w:eastAsia="Garamond" w:hAnsi="Garamond"/>
           <w:rtl w:val="0"/>
         </w:rPr>
-        <w:t xml:space="preserve">!), and both Sybil and Iris who came later.Geoffrey seems safe, and this is distraction from that peril, Marcella.</w:t>
+        <w:t>!), and both Sybil and Iris who came later. Geoffrey seems safe, and this is distraction from that peril, Marcella.</w:t>
       </w:r>
     </w:p>
     <w:p>
